--- a/LAB3/LAB3_CNPM1_1150080080_Nguyễn Thanh Tú.docx
+++ b/LAB3/LAB3_CNPM1_1150080080_Nguyễn Thanh Tú.docx
@@ -11,19 +11,7 @@
           <w:rPr>
             <w:rStyle w:val="Hyperlink"/>
           </w:rPr>
-          <w:t>https://www.youtube.com/wa</w:t>
-        </w:r>
-        <w:r>
-          <w:rPr>
-            <w:rStyle w:val="Hyperlink"/>
-          </w:rPr>
-          <w:t>t</w:t>
-        </w:r>
-        <w:r>
-          <w:rPr>
-            <w:rStyle w:val="Hyperlink"/>
-          </w:rPr>
-          <w:t>ch?v=baMXSf7-SO4</w:t>
+          <w:t>https://www.youtube.com/watch?v=baMXSf7-SO4</w:t>
         </w:r>
       </w:hyperlink>
     </w:p>
@@ -49,7 +37,10 @@
         <w:pStyle w:val="Heading2"/>
       </w:pPr>
       <w:r>
-        <w:t>A. TỔNG QUAN</w:t>
+        <w:t>A. TỔNG QUA</w:t>
+      </w:r>
+      <w:r>
+        <w:t>N</w:t>
       </w:r>
     </w:p>
     <w:p>
@@ -10584,6 +10575,7 @@
   <w:style w:type="character" w:default="1" w:styleId="DefaultParagraphFont">
     <w:name w:val="Default Paragraph Font"/>
     <w:uiPriority w:val="1"/>
+    <w:semiHidden/>
     <w:unhideWhenUsed/>
   </w:style>
   <w:style w:type="table" w:default="1" w:styleId="TableNormal">
